--- a/docs/Plan.docx
+++ b/docs/Plan.docx
@@ -103,7 +103,13 @@
         <w:t>the room</w:t>
       </w:r>
       <w:r>
-        <w:t xml:space="preserve"> may be private, or shared by 2 or 4 patients, the system should keep track of all rooms and the status of each room. </w:t>
+        <w:t xml:space="preserve"> may be private, or shared by 2 or 4 patients, the system should keep track of all rooms and the</w:t>
+      </w:r>
+      <w:r>
+        <w:t xml:space="preserve"> </w:t>
+      </w:r>
+      <w:r>
+        <w:t xml:space="preserve">status of each room. </w:t>
       </w:r>
     </w:p>
     <w:p>
@@ -253,7 +259,7 @@
         </w:numPr>
       </w:pPr>
       <w:r>
-        <w:t xml:space="preserve">Generate statistical reports and store them on files. </w:t>
+        <w:t>Generate statistical reports and store them on files.</w:t>
       </w:r>
     </w:p>
     <w:p>
@@ -446,7 +452,22 @@
         </w:numPr>
       </w:pPr>
       <w:r>
-        <w:t>Has a consultation</w:t>
+        <w:t xml:space="preserve">Has a </w:t>
+      </w:r>
+      <w:r>
+        <w:t>doctor</w:t>
+      </w:r>
+    </w:p>
+    <w:p>
+      <w:pPr>
+        <w:pStyle w:val="ListParagraph"/>
+        <w:numPr>
+          <w:ilvl w:val="0"/>
+          <w:numId w:val="2"/>
+        </w:numPr>
+      </w:pPr>
+      <w:r>
+        <w:t>Has a medical procedure</w:t>
       </w:r>
     </w:p>
     <w:p>
@@ -504,6 +525,23 @@
           <w:szCs w:val="16"/>
         </w:rPr>
         <w:br/>
+      </w:r>
+      <w:r>
+        <w:rPr>
+          <w:b/>
+          <w:bCs/>
+          <w:sz w:val="16"/>
+          <w:szCs w:val="16"/>
+        </w:rPr>
+        <w:t xml:space="preserve"> </w:t>
+      </w:r>
+      <w:r>
+        <w:rPr>
+          <w:b/>
+          <w:bCs/>
+          <w:sz w:val="16"/>
+          <w:szCs w:val="16"/>
+        </w:rPr>
         <w:t>│</w:t>
       </w:r>
       <w:r>
@@ -665,27 +703,112 @@
           <w:sz w:val="16"/>
           <w:szCs w:val="16"/>
         </w:rPr>
+        <w:t xml:space="preserve"> ui/</w:t>
+      </w:r>
+      <w:r>
+        <w:rPr>
+          <w:b/>
+          <w:bCs/>
+          <w:sz w:val="16"/>
+          <w:szCs w:val="16"/>
+        </w:rPr>
+        <w:br/>
+      </w:r>
+      <w:r>
+        <w:rPr>
+          <w:rFonts w:ascii="MS Gothic" w:eastAsia="MS Gothic" w:hAnsi="MS Gothic" w:cs="MS Gothic" w:hint="eastAsia"/>
+          <w:b/>
+          <w:bCs/>
+          <w:sz w:val="16"/>
+          <w:szCs w:val="16"/>
+        </w:rPr>
+        <w:t>├</w:t>
+      </w:r>
+      <w:r>
+        <w:rPr>
+          <w:rFonts w:ascii="Aptos" w:hAnsi="Aptos" w:cs="Aptos"/>
+          <w:b/>
+          <w:bCs/>
+          <w:sz w:val="16"/>
+          <w:szCs w:val="16"/>
+        </w:rPr>
+        <w:t>──</w:t>
+      </w:r>
+      <w:r>
+        <w:rPr>
+          <w:b/>
+          <w:bCs/>
+          <w:sz w:val="16"/>
+          <w:szCs w:val="16"/>
+        </w:rPr>
+        <w:t xml:space="preserve"> utils/</w:t>
+      </w:r>
+      <w:r>
+        <w:rPr>
+          <w:b/>
+          <w:bCs/>
+          <w:sz w:val="16"/>
+          <w:szCs w:val="16"/>
+        </w:rPr>
+        <w:br/>
+      </w:r>
+      <w:r>
+        <w:rPr>
+          <w:rFonts w:ascii="Aptos" w:hAnsi="Aptos" w:cs="Aptos"/>
+          <w:b/>
+          <w:bCs/>
+          <w:sz w:val="16"/>
+          <w:szCs w:val="16"/>
+        </w:rPr>
         <w:t xml:space="preserve"> </w:t>
       </w:r>
-      <w:proofErr w:type="spellStart"/>
-      <w:r>
-        <w:rPr>
-          <w:b/>
-          <w:bCs/>
-          <w:sz w:val="16"/>
-          <w:szCs w:val="16"/>
-        </w:rPr>
-        <w:t>ui</w:t>
-      </w:r>
-      <w:proofErr w:type="spellEnd"/>
-      <w:r>
-        <w:rPr>
-          <w:b/>
-          <w:bCs/>
-          <w:sz w:val="16"/>
-          <w:szCs w:val="16"/>
-        </w:rPr>
-        <w:t>/</w:t>
+      <w:r>
+        <w:rPr>
+          <w:rFonts w:ascii="Aptos" w:hAnsi="Aptos" w:cs="Aptos"/>
+          <w:b/>
+          <w:bCs/>
+          <w:sz w:val="16"/>
+          <w:szCs w:val="16"/>
+        </w:rPr>
+        <w:t>└──</w:t>
+      </w:r>
+      <w:r>
+        <w:rPr>
+          <w:b/>
+          <w:bCs/>
+          <w:sz w:val="16"/>
+          <w:szCs w:val="16"/>
+        </w:rPr>
+        <w:t xml:space="preserve"> tests/</w:t>
+      </w:r>
+      <w:r>
+        <w:rPr>
+          <w:b/>
+          <w:bCs/>
+          <w:sz w:val="16"/>
+          <w:szCs w:val="16"/>
+        </w:rPr>
+        <w:t xml:space="preserve"> </w:t>
+      </w:r>
+    </w:p>
+    <w:p>
+      <w:pPr>
+        <w:rPr>
+          <w:b/>
+          <w:bCs/>
+          <w:sz w:val="16"/>
+          <w:szCs w:val="16"/>
+        </w:rPr>
+      </w:pPr>
+      <w:r>
+        <w:rPr>
+          <w:b/>
+          <w:bCs/>
+          <w:sz w:val="16"/>
+          <w:szCs w:val="16"/>
+        </w:rPr>
+        <w:lastRenderedPageBreak/>
+        <w:t>Over view at the design :</w:t>
       </w:r>
       <w:r>
         <w:rPr>
@@ -698,80 +821,47 @@
       </w:r>
       <w:r>
         <w:rPr>
-          <w:rFonts w:ascii="MS Gothic" w:eastAsia="MS Gothic" w:hAnsi="MS Gothic" w:cs="MS Gothic" w:hint="eastAsia"/>
-          <w:b/>
-          <w:bCs/>
-          <w:sz w:val="16"/>
-          <w:szCs w:val="16"/>
-        </w:rPr>
-        <w:t>├</w:t>
-      </w:r>
-      <w:r>
-        <w:rPr>
-          <w:rFonts w:ascii="Aptos" w:hAnsi="Aptos" w:cs="Aptos"/>
-          <w:b/>
-          <w:bCs/>
-          <w:sz w:val="16"/>
-          <w:szCs w:val="16"/>
-        </w:rPr>
-        <w:t>──</w:t>
-      </w:r>
-      <w:r>
-        <w:rPr>
-          <w:b/>
-          <w:bCs/>
-          <w:sz w:val="16"/>
-          <w:szCs w:val="16"/>
-        </w:rPr>
-        <w:t xml:space="preserve"> utils/</w:t>
-      </w:r>
-      <w:r>
-        <w:rPr>
-          <w:b/>
-          <w:bCs/>
-          <w:sz w:val="16"/>
-          <w:szCs w:val="16"/>
-        </w:rPr>
-        <w:br/>
-      </w:r>
-      <w:r>
-        <w:rPr>
-          <w:rFonts w:ascii="Aptos" w:hAnsi="Aptos" w:cs="Aptos"/>
-          <w:b/>
-          <w:bCs/>
-          <w:sz w:val="16"/>
-          <w:szCs w:val="16"/>
-        </w:rPr>
-        <w:t>└──</w:t>
-      </w:r>
-      <w:r>
-        <w:rPr>
-          <w:b/>
-          <w:bCs/>
-          <w:sz w:val="16"/>
-          <w:szCs w:val="16"/>
-        </w:rPr>
-        <w:t xml:space="preserve"> tests/</w:t>
-      </w:r>
-      <w:r>
-        <w:rPr>
-          <w:b/>
-          <w:bCs/>
-          <w:sz w:val="16"/>
-          <w:szCs w:val="16"/>
-        </w:rPr>
-        <w:t xml:space="preserve"> </w:t>
-      </w:r>
-    </w:p>
-    <w:p>
-      <w:pPr>
-        <w:rPr>
-          <w:b/>
-          <w:bCs/>
-          <w:sz w:val="16"/>
-          <w:szCs w:val="16"/>
-        </w:rPr>
-      </w:pPr>
+          <w:b/>
+          <w:bCs/>
+          <w:sz w:val="16"/>
+          <w:szCs w:val="16"/>
+        </w:rPr>
+        <w:drawing>
+          <wp:inline distT="0" distB="0" distL="0" distR="0" wp14:anchorId="0E8E96B9" wp14:editId="212A1341">
+            <wp:extent cx="5943600" cy="4736465"/>
+            <wp:effectExtent l="0" t="0" r="0" b="6985"/>
+            <wp:docPr id="411354010" name="Picture 1"/>
+            <wp:cNvGraphicFramePr>
+              <a:graphicFrameLocks xmlns:a="http://schemas.openxmlformats.org/drawingml/2006/main" noChangeAspect="1"/>
+            </wp:cNvGraphicFramePr>
+            <a:graphic xmlns:a="http://schemas.openxmlformats.org/drawingml/2006/main">
+              <a:graphicData uri="http://schemas.openxmlformats.org/drawingml/2006/picture">
+                <pic:pic xmlns:pic="http://schemas.openxmlformats.org/drawingml/2006/picture">
+                  <pic:nvPicPr>
+                    <pic:cNvPr id="411354010" name=""/>
+                    <pic:cNvPicPr/>
+                  </pic:nvPicPr>
+                  <pic:blipFill>
+                    <a:blip r:embed="rId7"/>
+                    <a:stretch>
+                      <a:fillRect/>
+                    </a:stretch>
+                  </pic:blipFill>
+                  <pic:spPr>
+                    <a:xfrm>
+                      <a:off x="0" y="0"/>
+                      <a:ext cx="5943600" cy="4736465"/>
+                    </a:xfrm>
+                    <a:prstGeom prst="rect">
+                      <a:avLst/>
+                    </a:prstGeom>
+                  </pic:spPr>
+                </pic:pic>
+              </a:graphicData>
+            </a:graphic>
+          </wp:inline>
+        </w:drawing>
+      </w:r>
     </w:p>
     <w:sectPr>
       <w:pgSz w:w="12240" w:h="15840"/>
@@ -1625,6 +1715,7 @@
   <w:style w:type="character" w:default="1" w:styleId="DefaultParagraphFont">
     <w:name w:val="Default Paragraph Font"/>
     <w:uiPriority w:val="1"/>
+    <w:semiHidden/>
     <w:unhideWhenUsed/>
   </w:style>
   <w:style w:type="table" w:default="1" w:styleId="TableNormal">

--- a/docs/Plan.docx
+++ b/docs/Plan.docx
@@ -542,16 +542,7 @@
           <w:sz w:val="16"/>
           <w:szCs w:val="16"/>
         </w:rPr>
-        <w:t>│</w:t>
-      </w:r>
-      <w:r>
-        <w:rPr>
-          <w:b/>
-          <w:bCs/>
-          <w:sz w:val="16"/>
-          <w:szCs w:val="16"/>
-        </w:rPr>
-        <w:t>___ App/</w:t>
+        <w:t>│___ App/</w:t>
       </w:r>
       <w:r>
         <w:rPr>
@@ -781,31 +772,20 @@
         </w:rPr>
         <w:t xml:space="preserve"> tests/</w:t>
       </w:r>
-      <w:r>
-        <w:rPr>
-          <w:b/>
-          <w:bCs/>
-          <w:sz w:val="16"/>
-          <w:szCs w:val="16"/>
-        </w:rPr>
-        <w:t xml:space="preserve"> </w:t>
-      </w:r>
-    </w:p>
-    <w:p>
-      <w:pPr>
-        <w:rPr>
-          <w:b/>
-          <w:bCs/>
-          <w:sz w:val="16"/>
-          <w:szCs w:val="16"/>
-        </w:rPr>
-      </w:pPr>
-      <w:r>
-        <w:rPr>
-          <w:b/>
-          <w:bCs/>
-          <w:sz w:val="16"/>
-          <w:szCs w:val="16"/>
+    </w:p>
+    <w:p>
+      <w:pPr>
+        <w:rPr>
+          <w:b/>
+          <w:bCs/>
+          <w:sz w:val="16"/>
+          <w:szCs w:val="16"/>
+        </w:rPr>
+      </w:pPr>
+      <w:r>
+        <w:rPr>
+          <w:b/>
+          <w:bCs/>
         </w:rPr>
         <w:lastRenderedPageBreak/>
         <w:t>Over view at the design :</w:t>
@@ -823,6 +803,7 @@
         <w:rPr>
           <w:b/>
           <w:bCs/>
+          <w:noProof/>
           <w:sz w:val="16"/>
           <w:szCs w:val="16"/>
         </w:rPr>
